--- a/บทที่ 3 [Jame] จารโด.docx
+++ b/บทที่ 3 [Jame] จารโด.docx
@@ -1844,7 +1844,7 @@
                             <w:pPr>
                               <w:jc w:val="center"/>
                               <w:rPr>
-                                <w:rFonts w:ascii="TH SarabunPSK" w:hAnsi="TH SarabunPSK" w:cs="TH SarabunPSK"/>
+                                <w:rFonts w:ascii="TH SarabunPSK" w:hAnsi="TH SarabunPSK" w:cs="TH SarabunPSK" w:hint="cs"/>
                                 <w:color w:val="FF0000"/>
                                 <w:sz w:val="32"/>
                                 <w:szCs w:val="32"/>
@@ -1879,15 +1879,6 @@
                                 <w:cs/>
                               </w:rPr>
                               <w:t>ี่ยและส่วนเบี่ยงเบนมาตรฐาน</w:t>
-                            </w:r>
-                            <w:r>
-                              <w:rPr>
-                                <w:rFonts w:ascii="TH SarabunPSK" w:hAnsi="TH SarabunPSK" w:cs="TH SarabunPSK"/>
-                                <w:sz w:val="32"/>
-                                <w:szCs w:val="32"/>
-                                <w:cs/>
-                              </w:rPr>
-                              <w:t>ยงเบนมาตรฐาน</w:t>
                             </w:r>
                           </w:p>
                         </w:txbxContent>
@@ -1953,7 +1944,7 @@
                       <w:pPr>
                         <w:jc w:val="center"/>
                         <w:rPr>
-                          <w:rFonts w:ascii="TH SarabunPSK" w:hAnsi="TH SarabunPSK" w:cs="TH SarabunPSK"/>
+                          <w:rFonts w:ascii="TH SarabunPSK" w:hAnsi="TH SarabunPSK" w:cs="TH SarabunPSK" w:hint="cs"/>
                           <w:color w:val="FF0000"/>
                           <w:sz w:val="32"/>
                           <w:szCs w:val="32"/>
@@ -1988,15 +1979,6 @@
                           <w:cs/>
                         </w:rPr>
                         <w:t>ี่ยและส่วนเบี่ยงเบนมาตรฐาน</w:t>
-                      </w:r>
-                      <w:r>
-                        <w:rPr>
-                          <w:rFonts w:ascii="TH SarabunPSK" w:hAnsi="TH SarabunPSK" w:cs="TH SarabunPSK"/>
-                          <w:sz w:val="32"/>
-                          <w:szCs w:val="32"/>
-                          <w:cs/>
-                        </w:rPr>
-                        <w:t>ยงเบนมาตรฐาน</w:t>
                       </w:r>
                     </w:p>
                   </w:txbxContent>
@@ -4393,7 +4375,7 @@
         <w:spacing w:after="0"/>
         <w:jc w:val="thaiDistribute"/>
         <w:rPr>
-          <w:rFonts w:ascii="TH SarabunPSK" w:hAnsi="TH SarabunPSK" w:cs="TH SarabunPSK" w:hint="cs"/>
+          <w:rFonts w:ascii="TH SarabunPSK" w:hAnsi="TH SarabunPSK" w:cs="TH SarabunPSK"/>
           <w:sz w:val="32"/>
           <w:szCs w:val="32"/>
           <w:cs/>
@@ -4511,15 +4493,7 @@
           <w:sz w:val="32"/>
           <w:szCs w:val="32"/>
         </w:rPr>
-        <w:t>Human Error</w:t>
-      </w:r>
-      <w:r>
-        <w:rPr>
-          <w:rFonts w:ascii="TH SarabunPSK" w:hAnsi="TH SarabunPSK" w:cs="TH SarabunPSK"/>
-          <w:sz w:val="32"/>
-          <w:szCs w:val="32"/>
-        </w:rPr>
-        <w:t>)</w:t>
+        <w:t>Human Error)</w:t>
       </w:r>
     </w:p>
     <w:p>
@@ -4530,7 +4504,7 @@
         <w:spacing w:after="0" w:line="240" w:lineRule="auto"/>
         <w:jc w:val="thaiDistribute"/>
         <w:rPr>
-          <w:rFonts w:ascii="TH SarabunPSK" w:hAnsi="TH SarabunPSK" w:cs="TH SarabunPSK" w:hint="cs"/>
+          <w:rFonts w:ascii="TH SarabunPSK" w:hAnsi="TH SarabunPSK" w:cs="TH SarabunPSK"/>
           <w:sz w:val="32"/>
           <w:szCs w:val="32"/>
         </w:rPr>
@@ -4722,7 +4696,7 @@
         <w:spacing w:after="0"/>
         <w:jc w:val="thaiDistribute"/>
         <w:rPr>
-          <w:rFonts w:ascii="TH SarabunPSK" w:hAnsi="TH SarabunPSK" w:cs="TH SarabunPSK" w:hint="cs"/>
+          <w:rFonts w:ascii="TH SarabunPSK" w:hAnsi="TH SarabunPSK" w:cs="TH SarabunPSK"/>
           <w:color w:val="000000"/>
           <w:sz w:val="32"/>
           <w:szCs w:val="32"/>
@@ -5105,7 +5079,23 @@
           <w:sz w:val="32"/>
           <w:szCs w:val="32"/>
         </w:rPr>
-        <w:t xml:space="preserve">OPT </w:t>
+        <w:t>O</w:t>
+      </w:r>
+      <w:r>
+        <w:rPr>
+          <w:rFonts w:ascii="TH SarabunPSK" w:eastAsia="Times New Roman" w:hAnsi="TH SarabunPSK" w:cs="TH SarabunPSK"/>
+          <w:sz w:val="32"/>
+          <w:szCs w:val="32"/>
+        </w:rPr>
+        <w:t>TP</w:t>
+      </w:r>
+      <w:r>
+        <w:rPr>
+          <w:rFonts w:ascii="TH SarabunPSK" w:eastAsia="Times New Roman" w:hAnsi="TH SarabunPSK" w:cs="TH SarabunPSK"/>
+          <w:sz w:val="32"/>
+          <w:szCs w:val="32"/>
+        </w:rPr>
+        <w:t xml:space="preserve"> </w:t>
       </w:r>
       <w:r>
         <w:rPr>
@@ -5548,7 +5538,23 @@
           <w:sz w:val="32"/>
           <w:szCs w:val="32"/>
         </w:rPr>
-        <w:t>Line OA</w:t>
+        <w:t>L</w:t>
+      </w:r>
+      <w:r>
+        <w:rPr>
+          <w:rFonts w:ascii="TH SarabunPSK" w:eastAsia="Times New Roman" w:hAnsi="TH SarabunPSK" w:cs="TH SarabunPSK"/>
+          <w:sz w:val="32"/>
+          <w:szCs w:val="32"/>
+        </w:rPr>
+        <w:t>INE</w:t>
+      </w:r>
+      <w:r>
+        <w:rPr>
+          <w:rFonts w:ascii="TH SarabunPSK" w:eastAsia="Times New Roman" w:hAnsi="TH SarabunPSK" w:cs="TH SarabunPSK"/>
+          <w:sz w:val="32"/>
+          <w:szCs w:val="32"/>
+        </w:rPr>
+        <w:t xml:space="preserve"> OA</w:t>
       </w:r>
     </w:p>
     <w:p>
@@ -6733,7 +6739,7 @@
           <w:sz w:val="32"/>
           <w:szCs w:val="32"/>
         </w:rPr>
-        <w:t>ine</w:t>
+        <w:t>INE</w:t>
       </w:r>
       <w:r>
         <w:rPr>
@@ -7908,7 +7914,7 @@
         <w:spacing w:after="0"/>
         <w:jc w:val="thaiDistribute"/>
         <w:rPr>
-          <w:rFonts w:ascii="TH SarabunPSK" w:eastAsia="Times New Roman" w:hAnsi="TH SarabunPSK" w:cs="TH SarabunPSK" w:hint="cs"/>
+          <w:rFonts w:ascii="TH SarabunPSK" w:eastAsia="Times New Roman" w:hAnsi="TH SarabunPSK" w:cs="TH SarabunPSK"/>
           <w:sz w:val="32"/>
           <w:szCs w:val="32"/>
           <w:cs/>
@@ -8157,16 +8163,7 @@
           <w:szCs w:val="32"/>
         </w:rPr>
         <w:tab/>
-        <w:t>2</w:t>
-      </w:r>
-      <w:r>
-        <w:rPr>
-          <w:rFonts w:ascii="TH SarabunPSK" w:hAnsi="TH SarabunPSK" w:cs="TH SarabunPSK"/>
-          <w:color w:val="000000"/>
-          <w:sz w:val="32"/>
-          <w:szCs w:val="32"/>
-        </w:rPr>
-        <w:t>)</w:t>
+        <w:t>2)</w:t>
       </w:r>
       <w:r>
         <w:rPr>
@@ -8204,12 +8201,94 @@
         <w:spacing w:after="0"/>
         <w:jc w:val="thaiDistribute"/>
         <w:rPr>
+          <w:rFonts w:ascii="TH SarabunPSK" w:hAnsi="TH SarabunPSK" w:cs="TH SarabunPSK"/>
+          <w:color w:val="000000"/>
+          <w:sz w:val="32"/>
+          <w:szCs w:val="32"/>
+        </w:rPr>
+      </w:pPr>
+      <w:r>
+        <w:rPr>
+          <w:rFonts w:ascii="TH SarabunPSK" w:hAnsi="TH SarabunPSK" w:cs="TH SarabunPSK"/>
+          <w:color w:val="000000"/>
+          <w:sz w:val="32"/>
+          <w:szCs w:val="32"/>
+        </w:rPr>
+        <w:tab/>
+      </w:r>
+      <w:r>
+        <w:rPr>
+          <w:rFonts w:ascii="TH SarabunPSK" w:hAnsi="TH SarabunPSK" w:cs="TH SarabunPSK"/>
+          <w:color w:val="000000"/>
+          <w:sz w:val="32"/>
+          <w:szCs w:val="32"/>
+        </w:rPr>
+        <w:tab/>
+      </w:r>
+      <w:r>
+        <w:rPr>
+          <w:rFonts w:ascii="TH SarabunPSK" w:hAnsi="TH SarabunPSK" w:cs="TH SarabunPSK"/>
+          <w:color w:val="000000"/>
+          <w:sz w:val="32"/>
+          <w:szCs w:val="32"/>
+        </w:rPr>
+        <w:tab/>
+      </w:r>
+      <w:r>
+        <w:rPr>
+          <w:rFonts w:ascii="TH SarabunPSK" w:hAnsi="TH SarabunPSK" w:cs="TH SarabunPSK"/>
+          <w:color w:val="000000"/>
+          <w:sz w:val="32"/>
+          <w:szCs w:val="32"/>
+        </w:rPr>
+        <w:tab/>
+      </w:r>
+      <w:r>
+        <w:rPr>
+          <w:rFonts w:ascii="TH SarabunPSK" w:hAnsi="TH SarabunPSK" w:cs="TH SarabunPSK"/>
+          <w:color w:val="000000"/>
+          <w:sz w:val="32"/>
+          <w:szCs w:val="32"/>
+        </w:rPr>
+        <w:tab/>
+      </w:r>
+      <w:r>
+        <w:rPr>
+          <w:rFonts w:ascii="TH SarabunPSK" w:hAnsi="TH SarabunPSK" w:cs="TH SarabunPSK"/>
+          <w:color w:val="000000"/>
+          <w:sz w:val="32"/>
+          <w:szCs w:val="32"/>
+        </w:rPr>
+        <w:tab/>
+      </w:r>
+      <w:r>
+        <w:rPr>
+          <w:rFonts w:ascii="TH SarabunPSK" w:hAnsi="TH SarabunPSK" w:cs="TH SarabunPSK"/>
+          <w:color w:val="000000"/>
+          <w:sz w:val="32"/>
+          <w:szCs w:val="32"/>
+        </w:rPr>
+        <w:tab/>
+      </w:r>
+      <w:r>
+        <w:rPr>
+          <w:rFonts w:ascii="TH SarabunPSK" w:hAnsi="TH SarabunPSK" w:cs="TH SarabunPSK"/>
+          <w:color w:val="000000"/>
+          <w:sz w:val="32"/>
+          <w:szCs w:val="32"/>
+        </w:rPr>
+        <w:tab/>
+      </w:r>
+      <w:r>
+        <w:rPr>
           <w:rFonts w:ascii="TH SarabunPSK" w:hAnsi="TH SarabunPSK" w:cs="TH SarabunPSK" w:hint="cs"/>
           <w:color w:val="000000"/>
           <w:sz w:val="32"/>
           <w:szCs w:val="32"/>
-        </w:rPr>
-      </w:pPr>
+          <w:cs/>
+        </w:rPr>
+        <w:t>ก</w:t>
+      </w:r>
       <w:r>
         <w:rPr>
           <w:rFonts w:ascii="TH SarabunPSK" w:hAnsi="TH SarabunPSK" w:cs="TH SarabunPSK"/>
@@ -8217,73 +8296,17 @@
           <w:sz w:val="32"/>
           <w:szCs w:val="32"/>
         </w:rPr>
-        <w:tab/>
-      </w:r>
-      <w:r>
-        <w:rPr>
-          <w:rFonts w:ascii="TH SarabunPSK" w:hAnsi="TH SarabunPSK" w:cs="TH SarabunPSK"/>
-          <w:color w:val="000000"/>
-          <w:sz w:val="32"/>
-          <w:szCs w:val="32"/>
-        </w:rPr>
-        <w:tab/>
-      </w:r>
-      <w:r>
-        <w:rPr>
-          <w:rFonts w:ascii="TH SarabunPSK" w:hAnsi="TH SarabunPSK" w:cs="TH SarabunPSK"/>
-          <w:color w:val="000000"/>
-          <w:sz w:val="32"/>
-          <w:szCs w:val="32"/>
-        </w:rPr>
-        <w:tab/>
-      </w:r>
-      <w:r>
-        <w:rPr>
-          <w:rFonts w:ascii="TH SarabunPSK" w:hAnsi="TH SarabunPSK" w:cs="TH SarabunPSK"/>
-          <w:color w:val="000000"/>
-          <w:sz w:val="32"/>
-          <w:szCs w:val="32"/>
-        </w:rPr>
-        <w:tab/>
-      </w:r>
-      <w:r>
-        <w:rPr>
-          <w:rFonts w:ascii="TH SarabunPSK" w:hAnsi="TH SarabunPSK" w:cs="TH SarabunPSK"/>
-          <w:color w:val="000000"/>
-          <w:sz w:val="32"/>
-          <w:szCs w:val="32"/>
-        </w:rPr>
-        <w:tab/>
-      </w:r>
-      <w:r>
-        <w:rPr>
-          <w:rFonts w:ascii="TH SarabunPSK" w:hAnsi="TH SarabunPSK" w:cs="TH SarabunPSK"/>
-          <w:color w:val="000000"/>
-          <w:sz w:val="32"/>
-          <w:szCs w:val="32"/>
-        </w:rPr>
-        <w:tab/>
-      </w:r>
-      <w:r>
-        <w:rPr>
-          <w:rFonts w:ascii="TH SarabunPSK" w:hAnsi="TH SarabunPSK" w:cs="TH SarabunPSK"/>
-          <w:color w:val="000000"/>
-          <w:sz w:val="32"/>
-          <w:szCs w:val="32"/>
-        </w:rPr>
-        <w:tab/>
-      </w:r>
-      <w:r>
-        <w:rPr>
-          <w:rFonts w:ascii="TH SarabunPSK" w:hAnsi="TH SarabunPSK" w:cs="TH SarabunPSK"/>
-          <w:color w:val="000000"/>
-          <w:sz w:val="32"/>
-          <w:szCs w:val="32"/>
-        </w:rPr>
-        <w:tab/>
-      </w:r>
-      <w:bookmarkStart w:id="0" w:name="_GoBack"/>
-      <w:bookmarkEnd w:id="0"/>
+        <w:t>)</w:t>
+      </w:r>
+      <w:r>
+        <w:rPr>
+          <w:rFonts w:ascii="TH SarabunPSK" w:hAnsi="TH SarabunPSK" w:cs="TH SarabunPSK"/>
+          <w:color w:val="FFFFFF" w:themeColor="background1"/>
+          <w:sz w:val="32"/>
+          <w:szCs w:val="32"/>
+        </w:rPr>
+        <w:t>**</w:t>
+      </w:r>
       <w:r>
         <w:rPr>
           <w:rFonts w:ascii="TH SarabunPSK" w:hAnsi="TH SarabunPSK" w:cs="TH SarabunPSK" w:hint="cs"/>
@@ -8292,45 +8315,7 @@
           <w:szCs w:val="32"/>
           <w:cs/>
         </w:rPr>
-        <w:t>ก</w:t>
-      </w:r>
-      <w:r>
-        <w:rPr>
-          <w:rFonts w:ascii="TH SarabunPSK" w:hAnsi="TH SarabunPSK" w:cs="TH SarabunPSK"/>
-          <w:color w:val="000000"/>
-          <w:sz w:val="32"/>
-          <w:szCs w:val="32"/>
-        </w:rPr>
-        <w:t>)</w:t>
-      </w:r>
-      <w:r>
-        <w:rPr>
-          <w:rFonts w:ascii="TH SarabunPSK" w:hAnsi="TH SarabunPSK" w:cs="TH SarabunPSK"/>
-          <w:color w:val="FFFFFF" w:themeColor="background1"/>
-          <w:sz w:val="32"/>
-          <w:szCs w:val="32"/>
-        </w:rPr>
-        <w:t>**</w:t>
-      </w:r>
-      <w:r>
-        <w:rPr>
-          <w:rFonts w:ascii="TH SarabunPSK" w:hAnsi="TH SarabunPSK" w:cs="TH SarabunPSK" w:hint="cs"/>
-          <w:color w:val="000000"/>
-          <w:sz w:val="32"/>
-          <w:szCs w:val="32"/>
-          <w:cs/>
-        </w:rPr>
-        <w:t>ส่วนของ</w:t>
-      </w:r>
-      <w:r>
-        <w:rPr>
-          <w:rFonts w:ascii="TH SarabunPSK" w:hAnsi="TH SarabunPSK" w:cs="TH SarabunPSK" w:hint="cs"/>
-          <w:color w:val="000000"/>
-          <w:sz w:val="32"/>
-          <w:szCs w:val="32"/>
-          <w:cs/>
-        </w:rPr>
-        <w:t>ฮาร์ดแวร์</w:t>
+        <w:t>ส่วนของฮาร์ดแวร์</w:t>
       </w:r>
       <w:r>
         <w:rPr>
@@ -9149,7 +9134,7 @@
         <w:spacing w:after="0"/>
         <w:jc w:val="thaiDistribute"/>
         <w:rPr>
-          <w:rFonts w:ascii="TH SarabunPSK" w:hAnsi="TH SarabunPSK" w:cs="TH SarabunPSK" w:hint="cs"/>
+          <w:rFonts w:ascii="TH SarabunPSK" w:hAnsi="TH SarabunPSK" w:cs="TH SarabunPSK"/>
           <w:sz w:val="32"/>
           <w:szCs w:val="32"/>
         </w:rPr>
@@ -9805,39 +9790,8 @@
           <w:szCs w:val="32"/>
           <w:cs/>
         </w:rPr>
-        <w:t>4 ใช้สำหรับจัดการและดูแล</w:t>
-      </w:r>
-      <w:proofErr w:type="spellStart"/>
-      <w:r>
-        <w:rPr>
-          <w:rFonts w:ascii="TH SarabunPSK" w:hAnsi="TH SarabunPSK" w:cs="TH SarabunPSK"/>
-          <w:sz w:val="32"/>
-          <w:szCs w:val="32"/>
-          <w:cs/>
-        </w:rPr>
-        <w:t>ฐา</w:t>
-      </w:r>
-      <w:proofErr w:type="spellEnd"/>
-      <w:r>
-        <w:rPr>
-          <w:rFonts w:ascii="TH SarabunPSK" w:hAnsi="TH SarabunPSK" w:cs="TH SarabunPSK"/>
-          <w:sz w:val="32"/>
-          <w:szCs w:val="32"/>
-          <w:cs/>
-        </w:rPr>
-        <w:t>นข้ อม</w:t>
-      </w:r>
-      <w:proofErr w:type="spellStart"/>
-      <w:r>
-        <w:rPr>
-          <w:rFonts w:ascii="TH SarabunPSK" w:hAnsi="TH SarabunPSK" w:cs="TH SarabunPSK"/>
-          <w:sz w:val="32"/>
-          <w:szCs w:val="32"/>
-          <w:cs/>
-        </w:rPr>
-        <w:t>ูล</w:t>
-      </w:r>
-      <w:proofErr w:type="spellEnd"/>
+        <w:t>4 ใช้สำหรับจัดการและดูแลฐานข้อมูล</w:t>
+      </w:r>
     </w:p>
     <w:p>
       <w:pPr>
@@ -10217,6 +10171,7 @@
         </w:rPr>
         <w:t xml:space="preserve"> </w:t>
       </w:r>
+      <w:proofErr w:type="spellStart"/>
       <w:r>
         <w:rPr>
           <w:rStyle w:val="Strong"/>
@@ -10228,6 +10183,7 @@
         </w:rPr>
         <w:t>Figma</w:t>
       </w:r>
+      <w:proofErr w:type="spellEnd"/>
       <w:r>
         <w:rPr>
           <w:rStyle w:val="Strong"/>
@@ -10284,25 +10240,24 @@
           <w:sz w:val="32"/>
           <w:szCs w:val="32"/>
         </w:rPr>
-        <w:t>Flex</w:t>
-      </w:r>
-      <w:r>
-        <w:rPr>
-          <w:rFonts w:ascii="TH SarabunPSK" w:hAnsi="TH SarabunPSK" w:cs="TH SarabunPSK" w:hint="cs"/>
-          <w:sz w:val="32"/>
-          <w:szCs w:val="32"/>
-          <w:cs/>
-        </w:rPr>
-        <w:t xml:space="preserve"> </w:t>
-      </w:r>
-      <w:r>
-        <w:rPr>
-          <w:rFonts w:ascii="TH SarabunPSK" w:hAnsi="TH SarabunPSK" w:cs="TH SarabunPSK"/>
-          <w:sz w:val="32"/>
-          <w:szCs w:val="32"/>
-          <w:cs/>
-        </w:rPr>
-        <w:t>ทรัพย์สิน)</w:t>
+        <w:t xml:space="preserve">Flex Message </w:t>
+      </w:r>
+      <w:r>
+        <w:rPr>
+          <w:rFonts w:ascii="TH SarabunPSK" w:hAnsi="TH SarabunPSK" w:cs="TH SarabunPSK"/>
+          <w:sz w:val="32"/>
+          <w:szCs w:val="32"/>
+          <w:cs/>
+        </w:rPr>
+        <w:t xml:space="preserve">และ </w:t>
+      </w:r>
+      <w:r>
+        <w:rPr>
+          <w:rFonts w:ascii="TH SarabunPSK" w:hAnsi="TH SarabunPSK" w:cs="TH SarabunPSK"/>
+          <w:sz w:val="32"/>
+          <w:szCs w:val="32"/>
+        </w:rPr>
+        <w:t>Assets)</w:t>
       </w:r>
     </w:p>
     <w:p>
@@ -10869,25 +10824,7 @@
           <w:szCs w:val="32"/>
           <w:cs/>
         </w:rPr>
-        <w:t>การพัฒนาระบบ</w:t>
-      </w:r>
-      <w:r>
-        <w:rPr>
-          <w:rFonts w:ascii="TH SarabunPSK" w:hAnsi="TH SarabunPSK" w:cs="TH SarabunPSK"/>
-          <w:sz w:val="32"/>
-          <w:szCs w:val="32"/>
-          <w:cs/>
-        </w:rPr>
-        <w:t>ออกแบบการพัฒนาระบบผู้ช่วยแบบตัวแทนเชิงปัญญาประดิษฐ์สำหรับองค์กร</w:t>
-      </w:r>
-      <w:r>
-        <w:rPr>
-          <w:rFonts w:ascii="TH SarabunPSK" w:hAnsi="TH SarabunPSK" w:cs="TH SarabunPSK"/>
-          <w:sz w:val="32"/>
-          <w:szCs w:val="32"/>
-          <w:cs/>
-        </w:rPr>
-        <w:t>ดังต่อไปนี้</w:t>
+        <w:t>การออกแบบการพัฒนาระบบผู้ช่วยแบบตัวแทนเชิงปัญญาประดิษฐ์สำหรับองค์กรดังต่อไปนี้</w:t>
       </w:r>
     </w:p>
     <w:p>
@@ -10936,7 +10873,7 @@
           <w:tab w:val="left" w:pos="1276"/>
         </w:tabs>
         <w:rPr>
-          <w:rFonts w:ascii="TH SarabunPSK" w:hAnsi="TH SarabunPSK" w:cs="TH SarabunPSK" w:hint="cs"/>
+          <w:rFonts w:ascii="TH SarabunPSK" w:hAnsi="TH SarabunPSK" w:cs="TH SarabunPSK"/>
           <w:sz w:val="32"/>
           <w:szCs w:val="32"/>
         </w:rPr>
@@ -11560,8 +11497,8 @@
         </w:rPr>
         <w:t>3.1.3.3</w:t>
       </w:r>
-      <w:bookmarkStart w:id="1" w:name="OLE_LINK9"/>
-      <w:bookmarkStart w:id="2" w:name="OLE_LINK10"/>
+      <w:bookmarkStart w:id="0" w:name="OLE_LINK9"/>
+      <w:bookmarkStart w:id="1" w:name="OLE_LINK10"/>
       <w:r>
         <w:rPr>
           <w:rFonts w:ascii="TH SarabunPSK" w:hAnsi="TH SarabunPSK" w:cs="TH SarabunPSK"/>
@@ -11622,8 +11559,8 @@
         </w:rPr>
         <w:t>1)</w:t>
       </w:r>
+      <w:bookmarkEnd w:id="0"/>
       <w:bookmarkEnd w:id="1"/>
-      <w:bookmarkEnd w:id="2"/>
       <w:r>
         <w:rPr>
           <w:rFonts w:ascii="TH SarabunPSK" w:hAnsi="TH SarabunPSK" w:cs="TH SarabunPSK"/>
@@ -13227,7 +13164,23 @@
           <w:sz w:val="32"/>
           <w:szCs w:val="32"/>
         </w:rPr>
-        <w:t xml:space="preserve">Login Line </w:t>
+        <w:t>Login L</w:t>
+      </w:r>
+      <w:r>
+        <w:rPr>
+          <w:rFonts w:ascii="TH SarabunPSK" w:hAnsi="TH SarabunPSK" w:cs="TH SarabunPSK"/>
+          <w:sz w:val="32"/>
+          <w:szCs w:val="32"/>
+        </w:rPr>
+        <w:t>INE</w:t>
+      </w:r>
+      <w:r>
+        <w:rPr>
+          <w:rFonts w:ascii="TH SarabunPSK" w:hAnsi="TH SarabunPSK" w:cs="TH SarabunPSK"/>
+          <w:sz w:val="32"/>
+          <w:szCs w:val="32"/>
+        </w:rPr>
+        <w:t xml:space="preserve"> </w:t>
       </w:r>
     </w:p>
     <w:p>
@@ -14212,7 +14165,15 @@
           <w:sz w:val="32"/>
           <w:szCs w:val="32"/>
         </w:rPr>
-        <w:t>Line</w:t>
+        <w:t>L</w:t>
+      </w:r>
+      <w:r>
+        <w:rPr>
+          <w:rFonts w:ascii="TH SarabunPSK" w:hAnsi="TH SarabunPSK" w:cs="TH SarabunPSK"/>
+          <w:sz w:val="32"/>
+          <w:szCs w:val="32"/>
+        </w:rPr>
+        <w:t>INE</w:t>
       </w:r>
     </w:p>
     <w:p>
@@ -15244,7 +15205,7 @@
         </w:rPr>
         <w:t xml:space="preserve">  </w:t>
       </w:r>
-      <w:bookmarkStart w:id="3" w:name="_Hlk212573970"/>
+      <w:bookmarkStart w:id="2" w:name="_Hlk212573970"/>
       <w:r>
         <w:rPr>
           <w:rFonts w:ascii="TH SarabunPSK" w:hAnsi="TH SarabunPSK" w:cs="TH SarabunPSK"/>
@@ -15370,7 +15331,7 @@
         </w:rPr>
         <w:t xml:space="preserve"> </w:t>
       </w:r>
-      <w:bookmarkEnd w:id="3"/>
+      <w:bookmarkEnd w:id="2"/>
       <w:r>
         <w:rPr>
           <w:rFonts w:ascii="TH SarabunPSK" w:hAnsi="TH SarabunPSK" w:cs="TH SarabunPSK"/>
@@ -16083,7 +16044,7 @@
         </w:rPr>
         <w:t xml:space="preserve"> </w:t>
       </w:r>
-      <w:bookmarkStart w:id="4" w:name="_Hlk212573998"/>
+      <w:bookmarkStart w:id="3" w:name="_Hlk212573998"/>
       <w:r>
         <w:rPr>
           <w:rFonts w:ascii="TH SarabunPSK" w:hAnsi="TH SarabunPSK" w:cs="TH SarabunPSK"/>
@@ -16171,7 +16132,7 @@
         </w:rPr>
         <w:t>ทวิ</w:t>
       </w:r>
-      <w:bookmarkEnd w:id="4"/>
+      <w:bookmarkEnd w:id="3"/>
     </w:p>
     <w:p>
       <w:pPr>
@@ -16614,7 +16575,7 @@
         </w:rPr>
         <w:t xml:space="preserve"> </w:t>
       </w:r>
-      <w:bookmarkStart w:id="5" w:name="_Hlk212574331"/>
+      <w:bookmarkStart w:id="4" w:name="_Hlk212574331"/>
       <w:r>
         <w:rPr>
           <w:rFonts w:ascii="TH SarabunPSK" w:hAnsi="TH SarabunPSK" w:cs="TH SarabunPSK"/>
@@ -16659,7 +16620,7 @@
         <w:t>AI RAG</w:t>
       </w:r>
     </w:p>
-    <w:bookmarkEnd w:id="5"/>
+    <w:bookmarkEnd w:id="4"/>
     <w:p>
       <w:pPr>
         <w:rPr>
@@ -17213,7 +17174,7 @@
         <w:ind w:firstLine="720"/>
         <w:jc w:val="center"/>
         <w:rPr>
-          <w:rFonts w:ascii="TH SarabunPSK" w:hAnsi="TH SarabunPSK" w:cs="TH SarabunPSK" w:hint="cs"/>
+          <w:rFonts w:ascii="TH SarabunPSK" w:hAnsi="TH SarabunPSK" w:cs="TH SarabunPSK"/>
           <w:sz w:val="32"/>
           <w:szCs w:val="32"/>
         </w:rPr>
@@ -17956,7 +17917,7 @@
     <w:p>
       <w:pPr>
         <w:rPr>
-          <w:rFonts w:ascii="TH SarabunPSK" w:hAnsi="TH SarabunPSK" w:cs="TH SarabunPSK" w:hint="cs"/>
+          <w:rFonts w:ascii="TH SarabunPSK" w:hAnsi="TH SarabunPSK" w:cs="TH SarabunPSK"/>
           <w:sz w:val="32"/>
           <w:szCs w:val="32"/>
         </w:rPr>
@@ -18663,7 +18624,25 @@
           <w:szCs w:val="32"/>
           <w:cs/>
         </w:rPr>
-        <w:t>ระบบจัดการความปพฤติ</w:t>
+        <w:t>ระบบจัดการความป</w:t>
+      </w:r>
+      <w:r>
+        <w:rPr>
+          <w:rFonts w:ascii="TH SarabunPSK" w:hAnsi="TH SarabunPSK" w:cs="TH SarabunPSK" w:hint="cs"/>
+          <w:sz w:val="32"/>
+          <w:szCs w:val="32"/>
+          <w:cs/>
+        </w:rPr>
+        <w:t>ระ</w:t>
+      </w:r>
+      <w:r>
+        <w:rPr>
+          <w:rFonts w:ascii="TH SarabunPSK" w:hAnsi="TH SarabunPSK" w:cs="TH SarabunPSK" w:hint="cs"/>
+          <w:sz w:val="32"/>
+          <w:szCs w:val="32"/>
+          <w:cs/>
+        </w:rPr>
+        <w:t>พฤติ</w:t>
       </w:r>
     </w:p>
     <w:p>
@@ -18758,7 +18737,25 @@
           <w:szCs w:val="32"/>
           <w:cs/>
         </w:rPr>
-        <w:t>ข้อผู้ใช้งาน</w:t>
+        <w:t>ข้อ</w:t>
+      </w:r>
+      <w:r>
+        <w:rPr>
+          <w:rFonts w:ascii="TH SarabunPSK" w:hAnsi="TH SarabunPSK" w:cs="TH SarabunPSK" w:hint="cs"/>
+          <w:sz w:val="32"/>
+          <w:szCs w:val="32"/>
+          <w:cs/>
+        </w:rPr>
+        <w:t>มูล</w:t>
+      </w:r>
+      <w:r>
+        <w:rPr>
+          <w:rFonts w:ascii="TH SarabunPSK" w:hAnsi="TH SarabunPSK" w:cs="TH SarabunPSK" w:hint="cs"/>
+          <w:sz w:val="32"/>
+          <w:szCs w:val="32"/>
+          <w:cs/>
+        </w:rPr>
+        <w:t>ผู้ใช้งาน</w:t>
       </w:r>
     </w:p>
     <w:p>
@@ -19053,7 +19050,7 @@
         <w:spacing w:after="0"/>
         <w:jc w:val="thaiDistribute"/>
         <w:rPr>
-          <w:rFonts w:ascii="TH SarabunPSK" w:hAnsi="TH SarabunPSK" w:cs="TH SarabunPSK"/>
+          <w:rFonts w:ascii="TH SarabunPSK" w:hAnsi="TH SarabunPSK" w:cs="TH SarabunPSK" w:hint="cs"/>
           <w:sz w:val="32"/>
           <w:szCs w:val="32"/>
           <w:cs/>
@@ -19280,21 +19277,12 @@
       </w:r>
       <w:r>
         <w:rPr>
-          <w:rFonts w:ascii="TH SarabunPSK" w:hAnsi="TH SarabunPSK" w:cs="TH SarabunPSK"/>
-          <w:sz w:val="32"/>
-          <w:szCs w:val="32"/>
-          <w:cs/>
-        </w:rPr>
-        <w:t>ระบบ</w:t>
-      </w:r>
-      <w:r>
-        <w:rPr>
           <w:rFonts w:ascii="TH SarabunPSK" w:hAnsi="TH SarabunPSK" w:cs="TH SarabunPSK" w:hint="cs"/>
           <w:sz w:val="32"/>
           <w:szCs w:val="32"/>
           <w:cs/>
         </w:rPr>
-        <w:t>จัดการความประพฤติ</w:t>
+        <w:t>ระบบตรวจสอบสัญญาจ้าง</w:t>
       </w:r>
     </w:p>
     <w:p>
@@ -19839,7 +19827,7 @@
           <w:sz w:val="32"/>
           <w:szCs w:val="32"/>
         </w:rPr>
-        <w:t>9</w:t>
+        <w:t>11</w:t>
       </w:r>
       <w:r>
         <w:rPr>
@@ -20617,7 +20605,7 @@
           <w:sz w:val="32"/>
           <w:szCs w:val="32"/>
         </w:rPr>
-        <w:t>3</w:t>
+        <w:t>4</w:t>
       </w:r>
       <w:r>
         <w:rPr>
@@ -20762,7 +20750,15 @@
           <w:sz w:val="32"/>
           <w:szCs w:val="32"/>
         </w:rPr>
-        <w:t>7)</w:t>
+        <w:t>12</w:t>
+      </w:r>
+      <w:r>
+        <w:rPr>
+          <w:rFonts w:ascii="TH SarabunPSK" w:hAnsi="TH SarabunPSK" w:cs="TH SarabunPSK"/>
+          <w:sz w:val="32"/>
+          <w:szCs w:val="32"/>
+        </w:rPr>
+        <w:t>)</w:t>
       </w:r>
       <w:r>
         <w:rPr>
@@ -20815,8 +20811,8 @@
         </w:rPr>
         <w:t>โดยมีรายละเอียดดังนี้</w:t>
       </w:r>
-      <w:bookmarkStart w:id="6" w:name="OLE_LINK11"/>
-      <w:bookmarkStart w:id="7" w:name="OLE_LINK12"/>
+      <w:bookmarkStart w:id="5" w:name="OLE_LINK11"/>
+      <w:bookmarkStart w:id="6" w:name="OLE_LINK12"/>
     </w:p>
     <w:p>
       <w:pPr>
@@ -20945,8 +20941,8 @@
         </w:rPr>
         <w:t>-</w:t>
       </w:r>
+      <w:bookmarkEnd w:id="5"/>
       <w:bookmarkEnd w:id="6"/>
-      <w:bookmarkEnd w:id="7"/>
       <w:r>
         <w:rPr>
           <w:rFonts w:ascii="TH SarabunPSK" w:hAnsi="TH SarabunPSK" w:cs="TH SarabunPSK"/>
@@ -20965,7 +20961,7 @@
           <w:sz w:val="32"/>
           <w:szCs w:val="32"/>
         </w:rPr>
-        <w:t>4</w:t>
+        <w:t>5</w:t>
       </w:r>
       <w:r>
         <w:rPr>
@@ -22490,7 +22486,7 @@
               </w:tabs>
               <w:jc w:val="thaiDistribute"/>
               <w:rPr>
-                <w:rFonts w:ascii="TH SarabunPSK" w:hAnsi="TH SarabunPSK" w:cs="TH SarabunPSK"/>
+                <w:rFonts w:ascii="TH SarabunPSK" w:hAnsi="TH SarabunPSK" w:cs="TH SarabunPSK" w:hint="cs"/>
                 <w:sz w:val="32"/>
                 <w:szCs w:val="32"/>
               </w:rPr>
@@ -22502,7 +22498,7 @@
                 <w:szCs w:val="32"/>
                 <w:cs/>
               </w:rPr>
-              <w:t>อีเมล์</w:t>
+              <w:t>อีเมล</w:t>
             </w:r>
           </w:p>
         </w:tc>
@@ -24538,27 +24534,16 @@
           <w:szCs w:val="32"/>
           <w:cs/>
         </w:rPr>
-        <w:t>ตารางความ</w:t>
-      </w:r>
-      <w:proofErr w:type="spellStart"/>
-      <w:r>
-        <w:rPr>
-          <w:rFonts w:ascii="TH SarabunPSK" w:hAnsi="TH SarabunPSK" w:cs="TH SarabunPSK"/>
-          <w:sz w:val="32"/>
-          <w:szCs w:val="32"/>
-          <w:cs/>
-        </w:rPr>
-        <w:t>สัม</w:t>
-      </w:r>
-      <w:proofErr w:type="spellEnd"/>
-      <w:r>
-        <w:rPr>
-          <w:rFonts w:ascii="TH SarabunPSK" w:hAnsi="TH SarabunPSK" w:cs="TH SarabunPSK"/>
-          <w:sz w:val="32"/>
-          <w:szCs w:val="32"/>
-          <w:cs/>
-        </w:rPr>
-        <w:t>พันธุ์</w:t>
+        <w:t>ตารางความสัมพันธ</w:t>
+      </w:r>
+      <w:r>
+        <w:rPr>
+          <w:rFonts w:ascii="TH SarabunPSK" w:hAnsi="TH SarabunPSK" w:cs="TH SarabunPSK" w:hint="cs"/>
+          <w:sz w:val="32"/>
+          <w:szCs w:val="32"/>
+          <w:cs/>
+        </w:rPr>
+        <w:t>์</w:t>
       </w:r>
       <w:r>
         <w:rPr>
@@ -25944,8 +25929,10 @@
                 <w:sz w:val="32"/>
                 <w:szCs w:val="32"/>
               </w:rPr>
-              <w:t>Json’s</w:t>
+              <w:t>Json</w:t>
             </w:r>
+            <w:bookmarkStart w:id="7" w:name="_GoBack"/>
+            <w:bookmarkEnd w:id="7"/>
           </w:p>
         </w:tc>
         <w:tc>
@@ -26446,14 +26433,13 @@
       </w:r>
       <w:r>
         <w:rPr>
-          <w:rFonts w:ascii="TH SarabunPSK" w:hAnsi="TH SarabunPSK" w:cs="TH SarabunPSK" w:hint="cs"/>
+          <w:rFonts w:ascii="TH SarabunPSK" w:hAnsi="TH SarabunPSK" w:cs="TH SarabunPSK"/>
           <w:b/>
           <w:bCs/>
           <w:sz w:val="32"/>
           <w:szCs w:val="32"/>
-          <w:cs/>
-        </w:rPr>
-        <w:t>3</w:t>
+        </w:rPr>
+        <w:t>6</w:t>
       </w:r>
       <w:r>
         <w:rPr>
@@ -26656,14 +26642,13 @@
       </w:r>
       <w:r>
         <w:rPr>
-          <w:rFonts w:ascii="TH SarabunPSK" w:hAnsi="TH SarabunPSK" w:cs="TH SarabunPSK" w:hint="cs"/>
+          <w:rFonts w:ascii="TH SarabunPSK" w:hAnsi="TH SarabunPSK" w:cs="TH SarabunPSK"/>
           <w:b/>
           <w:bCs/>
           <w:sz w:val="32"/>
           <w:szCs w:val="32"/>
-          <w:cs/>
-        </w:rPr>
-        <w:t>4</w:t>
+        </w:rPr>
+        <w:t>7</w:t>
       </w:r>
       <w:r>
         <w:rPr>
@@ -26808,18 +26793,7 @@
           <w:sz w:val="32"/>
           <w:szCs w:val="32"/>
         </w:rPr>
-        <w:t>1</w:t>
-      </w:r>
-      <w:r>
-        <w:rPr>
-          <w:rFonts w:ascii="TH SarabunPSK" w:hAnsi="TH SarabunPSK" w:cs="TH SarabunPSK" w:hint="cs"/>
-          <w:b/>
-          <w:bCs/>
-          <w:sz w:val="32"/>
-          <w:szCs w:val="32"/>
-          <w:cs/>
-        </w:rPr>
-        <w:t>5</w:t>
+        <w:t>18</w:t>
       </w:r>
       <w:r>
         <w:rPr>
@@ -26938,55 +26912,6 @@
         </w:rPr>
         <w:t xml:space="preserve">                 </w:t>
       </w:r>
-      <w:r>
-        <w:rPr>
-          <w:rFonts w:ascii="TH SarabunPSK" w:hAnsi="TH SarabunPSK" w:cs="TH SarabunPSK"/>
-          <w:noProof/>
-          <w:sz w:val="32"/>
-          <w:szCs w:val="32"/>
-        </w:rPr>
-        <w:drawing>
-          <wp:inline distT="0" distB="0" distL="0" distR="0" wp14:anchorId="4BDF1211" wp14:editId="41E4468F">
-            <wp:extent cx="1711842" cy="3719246"/>
-            <wp:effectExtent l="0" t="0" r="3175" b="0"/>
-            <wp:docPr id="1410192086" name="รูปภาพ 57" descr="รูปภาพประกอบด้วย ข้อความ, ภาพหน้าจอ, โทรศัพท์มือถือ, ออกแบบ&#10;&#10;เนื้อหาที่สร้างโดย AI อาจไม่ถูกต้อง"/>
-            <wp:cNvGraphicFramePr>
-              <a:graphicFrameLocks xmlns:a="http://schemas.openxmlformats.org/drawingml/2006/main" noChangeAspect="1"/>
-            </wp:cNvGraphicFramePr>
-            <a:graphic xmlns:a="http://schemas.openxmlformats.org/drawingml/2006/main">
-              <a:graphicData uri="http://schemas.openxmlformats.org/drawingml/2006/picture">
-                <pic:pic xmlns:pic="http://schemas.openxmlformats.org/drawingml/2006/picture">
-                  <pic:nvPicPr>
-                    <pic:cNvPr id="1410192086" name="รูปภาพ 57" descr="รูปภาพประกอบด้วย ข้อความ, ภาพหน้าจอ, โทรศัพท์มือถือ, ออกแบบ&#10;&#10;เนื้อหาที่สร้างโดย AI อาจไม่ถูกต้อง"/>
-                    <pic:cNvPicPr/>
-                  </pic:nvPicPr>
-                  <pic:blipFill>
-                    <a:blip r:embed="rId27" cstate="print">
-                      <a:extLst>
-                        <a:ext uri="{28A0092B-C50C-407E-A947-70E740481C1C}">
-                          <a14:useLocalDpi xmlns:a14="http://schemas.microsoft.com/office/drawing/2010/main" val="0"/>
-                        </a:ext>
-                      </a:extLst>
-                    </a:blip>
-                    <a:stretch>
-                      <a:fillRect/>
-                    </a:stretch>
-                  </pic:blipFill>
-                  <pic:spPr>
-                    <a:xfrm>
-                      <a:off x="0" y="0"/>
-                      <a:ext cx="1721506" cy="3740242"/>
-                    </a:xfrm>
-                    <a:prstGeom prst="rect">
-                      <a:avLst/>
-                    </a:prstGeom>
-                  </pic:spPr>
-                </pic:pic>
-              </a:graphicData>
-            </a:graphic>
-          </wp:inline>
-        </w:drawing>
-      </w:r>
     </w:p>
     <w:p>
       <w:pPr>
@@ -27030,14 +26955,13 @@
       </w:r>
       <w:r>
         <w:rPr>
-          <w:rFonts w:ascii="TH SarabunPSK" w:hAnsi="TH SarabunPSK" w:cs="TH SarabunPSK" w:hint="cs"/>
+          <w:rFonts w:ascii="TH SarabunPSK" w:hAnsi="TH SarabunPSK" w:cs="TH SarabunPSK"/>
           <w:b/>
           <w:bCs/>
           <w:sz w:val="32"/>
           <w:szCs w:val="32"/>
-          <w:cs/>
-        </w:rPr>
-        <w:t>6</w:t>
+        </w:rPr>
+        <w:t>9</w:t>
       </w:r>
       <w:r>
         <w:rPr>
@@ -27141,7 +27065,7 @@
                     <pic:cNvPicPr/>
                   </pic:nvPicPr>
                   <pic:blipFill rotWithShape="1">
-                    <a:blip r:embed="rId28" cstate="print">
+                    <a:blip r:embed="rId27" cstate="print">
                       <a:extLst>
                         <a:ext uri="{28A0092B-C50C-407E-A947-70E740481C1C}">
                           <a14:useLocalDpi xmlns:a14="http://schemas.microsoft.com/office/drawing/2010/main" val="0"/>
@@ -27214,18 +27138,7 @@
           <w:sz w:val="32"/>
           <w:szCs w:val="32"/>
         </w:rPr>
-        <w:t>1</w:t>
-      </w:r>
-      <w:r>
-        <w:rPr>
-          <w:rFonts w:ascii="TH SarabunPSK" w:hAnsi="TH SarabunPSK" w:cs="TH SarabunPSK" w:hint="cs"/>
-          <w:b/>
-          <w:bCs/>
-          <w:sz w:val="32"/>
-          <w:szCs w:val="32"/>
-          <w:cs/>
-        </w:rPr>
-        <w:t>7</w:t>
+        <w:t>20</w:t>
       </w:r>
       <w:r>
         <w:rPr>
@@ -27317,7 +27230,7 @@
                     <pic:cNvPicPr/>
                   </pic:nvPicPr>
                   <pic:blipFill>
-                    <a:blip r:embed="rId29" cstate="print">
+                    <a:blip r:embed="rId28" cstate="print">
                       <a:extLst>
                         <a:ext uri="{28A0092B-C50C-407E-A947-70E740481C1C}">
                           <a14:useLocalDpi xmlns:a14="http://schemas.microsoft.com/office/drawing/2010/main" val="0"/>
@@ -27394,18 +27307,7 @@
           <w:sz w:val="32"/>
           <w:szCs w:val="32"/>
         </w:rPr>
-        <w:t>1</w:t>
-      </w:r>
-      <w:r>
-        <w:rPr>
-          <w:rFonts w:ascii="TH SarabunPSK" w:hAnsi="TH SarabunPSK" w:cs="TH SarabunPSK" w:hint="cs"/>
-          <w:b/>
-          <w:bCs/>
-          <w:sz w:val="32"/>
-          <w:szCs w:val="32"/>
-          <w:cs/>
-        </w:rPr>
-        <w:t>8</w:t>
+        <w:t>21</w:t>
       </w:r>
       <w:r>
         <w:rPr>
@@ -28873,15 +28775,31 @@
           <w:sz w:val="32"/>
           <w:szCs w:val="32"/>
         </w:rPr>
-        <w:t>2</w:t>
-      </w:r>
-      <w:r>
-        <w:rPr>
-          <w:rFonts w:ascii="TH SarabunPSK" w:hAnsi="TH SarabunPSK" w:cs="TH SarabunPSK"/>
-          <w:sz w:val="32"/>
-          <w:szCs w:val="32"/>
-        </w:rPr>
-        <w:t>.1.6</w:t>
+        <w:t>1</w:t>
+      </w:r>
+      <w:r>
+        <w:rPr>
+          <w:rFonts w:ascii="TH SarabunPSK" w:hAnsi="TH SarabunPSK" w:cs="TH SarabunPSK"/>
+          <w:sz w:val="32"/>
+          <w:szCs w:val="32"/>
+        </w:rPr>
+        <w:t>.</w:t>
+      </w:r>
+      <w:r>
+        <w:rPr>
+          <w:rFonts w:ascii="TH SarabunPSK" w:hAnsi="TH SarabunPSK" w:cs="TH SarabunPSK"/>
+          <w:sz w:val="32"/>
+          <w:szCs w:val="32"/>
+        </w:rPr>
+        <w:t>3</w:t>
+      </w:r>
+      <w:r>
+        <w:rPr>
+          <w:rFonts w:ascii="TH SarabunPSK" w:hAnsi="TH SarabunPSK" w:cs="TH SarabunPSK"/>
+          <w:sz w:val="32"/>
+          <w:szCs w:val="32"/>
+        </w:rPr>
+        <w:t>.6</w:t>
       </w:r>
       <w:r>
         <w:rPr>
@@ -28940,27 +28858,34 @@
           <w:szCs w:val="32"/>
           <w:cs/>
         </w:rPr>
-        <w:t xml:space="preserve">ผู้จัดทำได้ทำการติดตั้งระบบภายในเครื่องคอมพิวเตอร์ </w:t>
-      </w:r>
-      <w:proofErr w:type="spellStart"/>
-      <w:r>
-        <w:rPr>
-          <w:rFonts w:ascii="TH SarabunPSK" w:hAnsi="TH SarabunPSK" w:cs="TH SarabunPSK"/>
-          <w:sz w:val="32"/>
-          <w:szCs w:val="32"/>
-          <w:cs/>
-        </w:rPr>
-        <w:t>โน๊ต</w:t>
-      </w:r>
-      <w:proofErr w:type="spellEnd"/>
-      <w:r>
-        <w:rPr>
-          <w:rFonts w:ascii="TH SarabunPSK" w:hAnsi="TH SarabunPSK" w:cs="TH SarabunPSK"/>
-          <w:sz w:val="32"/>
-          <w:szCs w:val="32"/>
-          <w:cs/>
-        </w:rPr>
-        <w:t>บุ๊ค</w:t>
+        <w:t>ผู้จัดทำได้ทำการติดตั้งระบบภายในเครื่องคอมพิวเตอร์ โน</w:t>
+      </w:r>
+      <w:r>
+        <w:rPr>
+          <w:rFonts w:ascii="TH SarabunPSK" w:hAnsi="TH SarabunPSK" w:cs="TH SarabunPSK" w:hint="cs"/>
+          <w:sz w:val="32"/>
+          <w:szCs w:val="32"/>
+          <w:cs/>
+        </w:rPr>
+        <w:t>้</w:t>
+      </w:r>
+      <w:r>
+        <w:rPr>
+          <w:rFonts w:ascii="TH SarabunPSK" w:hAnsi="TH SarabunPSK" w:cs="TH SarabunPSK"/>
+          <w:sz w:val="32"/>
+          <w:szCs w:val="32"/>
+          <w:cs/>
+        </w:rPr>
+        <w:t>ตบุ</w:t>
+      </w:r>
+      <w:r>
+        <w:rPr>
+          <w:rFonts w:ascii="TH SarabunPSK" w:hAnsi="TH SarabunPSK" w:cs="TH SarabunPSK" w:hint="cs"/>
+          <w:sz w:val="32"/>
+          <w:szCs w:val="32"/>
+          <w:cs/>
+        </w:rPr>
+        <w:t>๊ก</w:t>
       </w:r>
       <w:r>
         <w:rPr>
@@ -29063,15 +28988,31 @@
           <w:sz w:val="32"/>
           <w:szCs w:val="32"/>
         </w:rPr>
-        <w:t>2</w:t>
-      </w:r>
-      <w:r>
-        <w:rPr>
-          <w:rFonts w:ascii="TH SarabunPSK" w:hAnsi="TH SarabunPSK" w:cs="TH SarabunPSK"/>
-          <w:sz w:val="32"/>
-          <w:szCs w:val="32"/>
-        </w:rPr>
-        <w:t>.1.7</w:t>
+        <w:t>1</w:t>
+      </w:r>
+      <w:r>
+        <w:rPr>
+          <w:rFonts w:ascii="TH SarabunPSK" w:hAnsi="TH SarabunPSK" w:cs="TH SarabunPSK"/>
+          <w:sz w:val="32"/>
+          <w:szCs w:val="32"/>
+        </w:rPr>
+        <w:t>.</w:t>
+      </w:r>
+      <w:r>
+        <w:rPr>
+          <w:rFonts w:ascii="TH SarabunPSK" w:hAnsi="TH SarabunPSK" w:cs="TH SarabunPSK"/>
+          <w:sz w:val="32"/>
+          <w:szCs w:val="32"/>
+        </w:rPr>
+        <w:t>3</w:t>
+      </w:r>
+      <w:r>
+        <w:rPr>
+          <w:rFonts w:ascii="TH SarabunPSK" w:hAnsi="TH SarabunPSK" w:cs="TH SarabunPSK"/>
+          <w:sz w:val="32"/>
+          <w:szCs w:val="32"/>
+        </w:rPr>
+        <w:t>.7</w:t>
       </w:r>
       <w:r>
         <w:rPr>
@@ -29215,7 +29156,7 @@
           <w:szCs w:val="32"/>
           <w:cs/>
         </w:rPr>
-        <w:t>ตรวจสอบความความถูกต้องของเว็บไซต์</w:t>
+        <w:t>ตรวจสอบความถูกต้องของเว็บไซต์</w:t>
       </w:r>
     </w:p>
     <w:p>
@@ -30071,7 +30012,7 @@
                     </pic:cNvPicPr>
                   </pic:nvPicPr>
                   <pic:blipFill>
-                    <a:blip r:embed="rId30" cstate="print">
+                    <a:blip r:embed="rId29" cstate="print">
                       <a:extLst>
                         <a:ext uri="{28A0092B-C50C-407E-A947-70E740481C1C}">
                           <a14:useLocalDpi xmlns:a14="http://schemas.microsoft.com/office/drawing/2010/main" val="0"/>
@@ -30935,7 +30876,7 @@
                     </pic:cNvPicPr>
                   </pic:nvPicPr>
                   <pic:blipFill>
-                    <a:blip r:embed="rId31" cstate="print">
+                    <a:blip r:embed="rId30" cstate="print">
                       <a:extLst>
                         <a:ext uri="{28A0092B-C50C-407E-A947-70E740481C1C}">
                           <a14:useLocalDpi xmlns:a14="http://schemas.microsoft.com/office/drawing/2010/main" val="0"/>
@@ -31092,7 +31033,7 @@
           <w:szCs w:val="32"/>
           <w:cs/>
         </w:rPr>
-        <w:t>สถิติที่ใช้งานของการ</w:t>
+        <w:t>สถิติที่ใช้งานของ</w:t>
       </w:r>
       <w:r>
         <w:rPr>
@@ -31468,7 +31409,7 @@
         </w:tabs>
         <w:spacing w:after="0" w:line="240" w:lineRule="auto"/>
         <w:rPr>
-          <w:rFonts w:ascii="TH SarabunPSK" w:eastAsiaTheme="minorEastAsia" w:hAnsi="TH SarabunPSK" w:cs="TH SarabunPSK"/>
+          <w:rFonts w:ascii="TH SarabunPSK" w:eastAsiaTheme="minorEastAsia" w:hAnsi="TH SarabunPSK" w:cs="TH SarabunPSK" w:hint="cs"/>
           <w:sz w:val="32"/>
           <w:szCs w:val="32"/>
         </w:rPr>
@@ -31523,7 +31464,7 @@
           <w:szCs w:val="32"/>
           <w:cs/>
         </w:rPr>
-        <w:t>แทน คะแนนเฉลี่ยน</w:t>
+        <w:t>แทน คะแนนเฉลี่ย</w:t>
       </w:r>
     </w:p>
     <w:p>
@@ -31671,7 +31612,24 @@
           <w:szCs w:val="32"/>
           <w:cs/>
         </w:rPr>
-        <w:t>3.5.2</w:t>
+        <w:t>3.</w:t>
+      </w:r>
+      <w:r>
+        <w:rPr>
+          <w:rFonts w:ascii="TH SarabunPSK" w:hAnsi="TH SarabunPSK" w:cs="TH SarabunPSK"/>
+          <w:sz w:val="32"/>
+          <w:szCs w:val="32"/>
+        </w:rPr>
+        <w:t>4</w:t>
+      </w:r>
+      <w:r>
+        <w:rPr>
+          <w:rFonts w:ascii="TH SarabunPSK" w:hAnsi="TH SarabunPSK" w:cs="TH SarabunPSK"/>
+          <w:sz w:val="32"/>
+          <w:szCs w:val="32"/>
+          <w:cs/>
+        </w:rPr>
+        <w:t>.2</w:t>
       </w:r>
       <w:r>
         <w:rPr>
@@ -32570,7 +32528,7 @@
       </w:pPr>
     </w:p>
     <w:sectPr>
-      <w:headerReference w:type="default" r:id="rId32"/>
+      <w:headerReference w:type="default" r:id="rId31"/>
       <w:pgSz w:w="11906" w:h="16838" w:code="9"/>
       <w:pgMar w:top="2160" w:right="1440" w:bottom="1440" w:left="2160" w:header="1440" w:footer="720" w:gutter="0"/>
       <w:pgNumType w:start="13"/>
@@ -32646,6 +32604,7 @@
         <w:docPartUnique/>
       </w:docPartObj>
     </w:sdtPr>
+    <w:sdtEndPr/>
     <w:sdtContent>
       <w:p>
         <w:pPr>
@@ -35642,7 +35601,7 @@
 </file>
 
 <file path=customXml/itemProps1.xml><?xml version="1.0" encoding="utf-8"?>
-<ds:datastoreItem xmlns:ds="http://schemas.openxmlformats.org/officeDocument/2006/customXml" ds:itemID="{147F98BF-B9A7-400A-883E-0561C4091CA3}">
+<ds:datastoreItem xmlns:ds="http://schemas.openxmlformats.org/officeDocument/2006/customXml" ds:itemID="{7DB30810-EB65-43D9-BAC6-2322DF94264E}">
   <ds:schemaRefs>
     <ds:schemaRef ds:uri="http://schemas.openxmlformats.org/officeDocument/2006/bibliography"/>
   </ds:schemaRefs>
